--- a/docs/escalations/ENG-CS-2026-08-06-01_Closure_Schedule_DPO.docx
+++ b/docs/escalations/ENG-CS-2026-08-06-01_Closure_Schedule_DPO.docx
@@ -314,7 +314,7 @@
                 <w:color w:val="1A1A1A"/>
                 <w:sz w:val="21"/>
               </w:rPr>
-              <w:t>6 August 2026, before dispatch, after the answers to ENG-DR-2026-08-06-01 came back the same day. Two of those five answers closed. Three did not, and the three that did not are now items on this schedule. Nine items became eleven.</w:t>
+              <w:t>6 August 2026, before dispatch, after the answers to ENG-DR-2026-08-06-01 came back the same day. Two of those five answers closed. Three did not, and the three that did not are now items on this schedule. Nine items became eleven. Revised a third time the same afternoon, still before dispatch: three of the four smaller gaps listed under EXT-8 were answered, and the fourth follows from one of the three, so item EXT-8 asks for three sentences and one instruction rather than for those and five more things. The count of items is unchanged at eleven and EXT-8 is still open, on exactly the three contradictions it was open on that morning. The answers are recorded inside the item rather than deleted from it.</w:t>
             </w:r>
           </w:p>
         </w:tc>
@@ -2032,7 +2032,7 @@
                 <w:color w:val="1A1A1A"/>
                 <w:sz w:val="18"/>
               </w:rPr>
-              <w:t>Three contradictions inside the identifier answer, and four gaps</w:t>
+              <w:t>Three contradictions inside the identifier answer</w:t>
             </w:r>
           </w:p>
         </w:tc>
@@ -5269,7 +5269,7 @@
                 <w:color w:val="1A1A1A"/>
                 <w:sz w:val="18"/>
               </w:rPr>
-              <w:t>Three contradictions inside the answer, plus four smaller gaps. Item EXT-8 below</w:t>
+              <w:t>Three contradictions inside the answer. Four smaller gaps stood beside them and were answered on 6 August, so this ask is shorter than it was that morning. Item EXT-8 below</w:t>
             </w:r>
           </w:p>
         </w:tc>

--- a/docs/escalations/ENG-CS-2026-08-06-01_Closure_Schedule_DPO.docx
+++ b/docs/escalations/ENG-CS-2026-08-06-01_Closure_Schedule_DPO.docx
@@ -314,7 +314,7 @@
                 <w:color w:val="1A1A1A"/>
                 <w:sz w:val="21"/>
               </w:rPr>
-              <w:t>6 August 2026, before dispatch, after the answers to ENG-DR-2026-08-06-01 came back the same day. Two of those five answers closed. Three did not, and the three that did not are now items on this schedule. Nine items became eleven. Revised a third time the same afternoon, still before dispatch: three of the four smaller gaps listed under EXT-8 were answered, and the fourth follows from one of the three, so item EXT-8 asks for three sentences and one instruction rather than for those and five more things. The count of items is unchanged at eleven and EXT-8 is still open, on exactly the three contradictions it was open on that morning. The answers are recorded inside the item rather than deleted from it.</w:t>
+              <w:t>6 August 2026, before dispatch, after the answers to ENG-DR-2026-08-06-01 came back the same day. Two of those five answers closed. Three did not, and the three that did not are now items on this schedule. Nine items became eleven. Revised a third time the same afternoon, still before dispatch: three of the four smaller gaps listed under EXT-8 were answered, and the fourth follows from one of the three, so item EXT-8 asks for three sentences and one instruction rather than for those and five more things. The count of items is unchanged at eleven and EXT-8 is still open, on exactly the three contradictions it was open on that morning. The answers are recorded inside the item rather than deleted from it. Revised a fourth time the same afternoon, still before dispatch: row 3 of EXT-8 asked for the ALD format with one line on what XX stands for and now asks for one line each on YY and XX, because LOCYYXX is seven unbroken characters and the split into segments is engineering's reading rather than the document's. Nothing was resolved toward either reading and the count of items is unchanged at eleven.</w:t>
             </w:r>
           </w:p>
         </w:tc>
